--- a/Vendor_Taxonomy_Shrink_2026-05-30.docx
+++ b/Vendor_Taxonomy_Shrink_2026-05-30.docx
@@ -202,7 +202,180 @@
     </w:p>
     <w:p>
       <w:pPr>
-        <w:pStyle w:val="BodyText"/>
+        <w:pStyle w:val="BlockText"/>
+      </w:pPr>
+      <w:r>
+        <w:rPr>
+          <w:b/>
+          <w:bCs/>
+        </w:rPr>
+        <w:t xml:space="preserve">⚠️ AMENDMENT 2026-06-03 — Setnayan in-app services re-mapped + new</w:t>
+      </w:r>
+      <w:r>
+        <w:rPr>
+          <w:b/>
+          <w:bCs/>
+        </w:rPr>
+        <w:t xml:space="preserve"> </w:t>
+      </w:r>
+      <w:r>
+        <w:rPr>
+          <w:rStyle w:val="VerbatimChar"/>
+          <w:b/>
+          <w:bCs/>
+        </w:rPr>
+        <w:t xml:space="preserve">DESIGN › Digital Services</w:t>
+      </w:r>
+      <w:r>
+        <w:rPr>
+          <w:b/>
+          <w:bCs/>
+        </w:rPr>
+        <w:t xml:space="preserve"> </w:t>
+      </w:r>
+      <w:r>
+        <w:rPr>
+          <w:b/>
+          <w:bCs/>
+        </w:rPr>
+        <w:t xml:space="preserve">tile.</w:t>
+      </w:r>
+      <w:r>
+        <w:t xml:space="preserve"> </w:t>
+      </w:r>
+      <w:r>
+        <w:t xml:space="preserve">Owner re-placed the first-party services: a NEW</w:t>
+      </w:r>
+      <w:r>
+        <w:t xml:space="preserve"> </w:t>
+      </w:r>
+      <w:r>
+        <w:rPr>
+          <w:rStyle w:val="VerbatimChar"/>
+          <w:b/>
+          <w:bCs/>
+        </w:rPr>
+        <w:t xml:space="preserve">Design › Digital Services</w:t>
+      </w:r>
+      <w:r>
+        <w:t xml:space="preserve"> </w:t>
+      </w:r>
+      <w:r>
+        <w:t xml:space="preserve">tile (Design’s 8th) now hosts</w:t>
+      </w:r>
+      <w:r>
+        <w:t xml:space="preserve"> </w:t>
+      </w:r>
+      <w:r>
+        <w:rPr>
+          <w:b/>
+          <w:bCs/>
+        </w:rPr>
+        <w:t xml:space="preserve">Pakanta · Animated Monogram · Pro Website · Live Venue Photo Wall · Live Background (Pailaw)</w:t>
+      </w:r>
+      <w:r>
+        <w:t xml:space="preserve"> </w:t>
+      </w:r>
+      <w:r>
+        <w:t xml:space="preserve">— pulling Pakanta out of Program, Monogram out of Stylist/Decorator, Pailaw out of LED Wall, and adding Pro Website + Live Venue Photo Wall to the marketplace for the first time.</w:t>
+      </w:r>
+      <w:r>
+        <w:t xml:space="preserve"> </w:t>
+      </w:r>
+      <w:r>
+        <w:rPr>
+          <w:rStyle w:val="VerbatimChar"/>
+          <w:b/>
+          <w:bCs/>
+        </w:rPr>
+        <w:t xml:space="preserve">Booths › Photo Booth</w:t>
+      </w:r>
+      <w:r>
+        <w:t xml:space="preserve"> </w:t>
+      </w:r>
+      <w:r>
+        <w:t xml:space="preserve">now also hosts</w:t>
+      </w:r>
+      <w:r>
+        <w:t xml:space="preserve"> </w:t>
+      </w:r>
+      <w:r>
+        <w:rPr>
+          <w:b/>
+          <w:bCs/>
+        </w:rPr>
+        <w:t xml:space="preserve">Patiktok</w:t>
+      </w:r>
+      <w:r>
+        <w:t xml:space="preserve"> </w:t>
+      </w:r>
+      <w:r>
+        <w:t xml:space="preserve">(folded from its own former Booths entry)</w:t>
+      </w:r>
+      <w:r>
+        <w:t xml:space="preserve"> </w:t>
+      </w:r>
+      <w:r>
+        <w:rPr>
+          <w:b/>
+          <w:bCs/>
+        </w:rPr>
+        <w:t xml:space="preserve">+ Pabati</w:t>
+      </w:r>
+      <w:r>
+        <w:t xml:space="preserve"> </w:t>
+      </w:r>
+      <w:r>
+        <w:t xml:space="preserve">(new). Documentary is unchanged (Papic → Photo &amp; Video · Panood → Livestream · Editorial → Editorial);</w:t>
+      </w:r>
+      <w:r>
+        <w:t xml:space="preserve"> </w:t>
+      </w:r>
+      <w:r>
+        <w:rPr>
+          <w:b/>
+          <w:bCs/>
+        </w:rPr>
+        <w:t xml:space="preserve">Guest Stories · SDE · Thank You Video are Papic add-ons</w:t>
+      </w:r>
+      <w:r>
+        <w:t xml:space="preserve">, not tiles. §2, §3 and §6 below carry the amended placements inline.</w:t>
+      </w:r>
+      <w:r>
+        <w:t xml:space="preserve"> </w:t>
+      </w:r>
+      <w:r>
+        <w:rPr>
+          <w:b/>
+          <w:bCs/>
+        </w:rPr>
+        <w:t xml:space="preserve">Code not yet shipped</w:t>
+      </w:r>
+      <w:r>
+        <w:t xml:space="preserve"> </w:t>
+      </w:r>
+      <w:r>
+        <w:t xml:space="preserve">— the</w:t>
+      </w:r>
+      <w:r>
+        <w:t xml:space="preserve"> </w:t>
+      </w:r>
+      <w:r>
+        <w:rPr>
+          <w:rStyle w:val="VerbatimChar"/>
+        </w:rPr>
+        <w:t xml:space="preserve">apps/web/lib/taxonomy.ts</w:t>
+      </w:r>
+      <w:r>
+        <w:t xml:space="preserve"> </w:t>
+      </w:r>
+      <w:r>
+        <w:t xml:space="preserve">re-grouping is a separate follow-up PR. See the 2026-06-03 decision-log row.</w:t>
+      </w:r>
+    </w:p>
+    <w:p>
+      <w:pPr>
+        <w:pStyle w:val="FirstParagraph"/>
       </w:pPr>
       <w:r>
         <w:rPr>
@@ -571,7 +744,7 @@
               <w:pStyle w:val="Compact"/>
             </w:pPr>
             <w:r>
-              <w:t xml:space="preserve">Stylist / Decorator · Florist · Lights &amp; Sound · Dance Floor · Outdoor · Fireworks · LED Wall</w:t>
+              <w:t xml:space="preserve">Stylist / Decorator · Florist · Lights &amp; Sound · Dance Floor · Outdoor · Fireworks · LED Wall · Digital Services</w:t>
             </w:r>
           </w:p>
         </w:tc>
@@ -804,13 +977,28 @@
           <w:b/>
           <w:bCs/>
         </w:rPr>
-        <w:t xml:space="preserve">~48 tiles across 10 parents</w:t>
-      </w:r>
-      <w:r>
-        <w:t xml:space="preserve"> </w:t>
-      </w:r>
-      <w:r>
-        <w:t xml:space="preserve">(down from ~196). BOOTHS is the heaviest (15); LOOK is 9 (attire + beauty + adornment).</w:t>
+        <w:t xml:space="preserve">~49 tiles across 10 parents</w:t>
+      </w:r>
+      <w:r>
+        <w:t xml:space="preserve"> </w:t>
+      </w:r>
+      <w:r>
+        <w:t xml:space="preserve">(down from ~196;</w:t>
+      </w:r>
+      <w:r>
+        <w:t xml:space="preserve"> </w:t>
+      </w:r>
+      <w:r>
+        <w:rPr>
+          <w:rStyle w:val="VerbatimChar"/>
+        </w:rPr>
+        <w:t xml:space="preserve">Digital Services</w:t>
+      </w:r>
+      <w:r>
+        <w:t xml:space="preserve"> </w:t>
+      </w:r>
+      <w:r>
+        <w:t xml:space="preserve">added to DESIGN 2026-06-03). BOOTHS is the heaviest (15); LOOK is 9 (attire + beauty + adornment); DESIGN is now 8.</w:t>
       </w:r>
     </w:p>
     <w:p>
@@ -853,7 +1041,7 @@
         <w:t xml:space="preserve">“Setnayan services can live under the categories”</w:t>
       </w:r>
       <w:r>
-        <w:t xml:space="preserve">): Concierge → Planning · Pakanta → Program · Pailaw + Monogram → Design · Patiktok → Booths · Papic + AI Highlight + Save-the-Date → Documentary › Photo &amp; Video · Panood → Documentary › Livestream · the Setnayan editorial service → Documentary › Editorial.</w:t>
+        <w:t xml:space="preserve">;</w:t>
       </w:r>
       <w:r>
         <w:t xml:space="preserve"> </w:t>
@@ -863,13 +1051,31 @@
           <w:b/>
           <w:bCs/>
         </w:rPr>
-        <w:t xml:space="preserve">No visible tile carries a</w:t>
+        <w:t xml:space="preserve">placements amended 2026-06-03</w:t>
+      </w:r>
+      <w:r>
+        <w:t xml:space="preserve"> </w:t>
+      </w:r>
+      <w:r>
+        <w:t xml:space="preserve">— see the amendment banner up top): Concierge → Planning ·</w:t>
+      </w:r>
+      <w:r>
+        <w:t xml:space="preserve"> </w:t>
       </w:r>
       <w:r>
         <w:rPr>
           <w:b/>
           <w:bCs/>
         </w:rPr>
+        <w:t xml:space="preserve">Pakanta + Animated Monogram + Pro Website + Live Venue Photo Wall + Live Background (Pailaw) → Design › Digital Services</w:t>
+      </w:r>
+      <w:r>
+        <w:t xml:space="preserve"> </w:t>
+      </w:r>
+      <w:r>
+        <w:t xml:space="preserve">(new tile) ·</w:t>
+      </w:r>
+      <w:r>
         <w:t xml:space="preserve"> </w:t>
       </w:r>
       <w:r>
@@ -877,13 +1083,31 @@
           <w:b/>
           <w:bCs/>
         </w:rPr>
-        <w:t xml:space="preserve">“Setnayan”</w:t>
+        <w:t xml:space="preserve">Patiktok + Pabati → Booths › Photo Booth</w:t>
+      </w:r>
+      <w:r>
+        <w:t xml:space="preserve"> </w:t>
+      </w:r>
+      <w:r>
+        <w:t xml:space="preserve">· Papic (with</w:t>
+      </w:r>
+      <w:r>
+        <w:t xml:space="preserve"> </w:t>
       </w:r>
       <w:r>
         <w:rPr>
           <w:b/>
           <w:bCs/>
         </w:rPr>
+        <w:t xml:space="preserve">Guest Stories · SDE · Thank You Video</w:t>
+      </w:r>
+      <w:r>
+        <w:t xml:space="preserve"> </w:t>
+      </w:r>
+      <w:r>
+        <w:t xml:space="preserve">as add-ons) → Documentary › Photo &amp; Video · Panood → Documentary › Livestream · the Setnayan editorial service → Documentary › Editorial.</w:t>
+      </w:r>
+      <w:r>
         <w:t xml:space="preserve"> </w:t>
       </w:r>
       <w:r>
@@ -891,6 +1115,34 @@
           <w:b/>
           <w:bCs/>
         </w:rPr>
+        <w:t xml:space="preserve">No visible tile carries a</w:t>
+      </w:r>
+      <w:r>
+        <w:rPr>
+          <w:b/>
+          <w:bCs/>
+        </w:rPr>
+        <w:t xml:space="preserve"> </w:t>
+      </w:r>
+      <w:r>
+        <w:rPr>
+          <w:b/>
+          <w:bCs/>
+        </w:rPr>
+        <w:t xml:space="preserve">“Setnayan”</w:t>
+      </w:r>
+      <w:r>
+        <w:rPr>
+          <w:b/>
+          <w:bCs/>
+        </w:rPr>
+        <w:t xml:space="preserve"> </w:t>
+      </w:r>
+      <w:r>
+        <w:rPr>
+          <w:b/>
+          <w:bCs/>
+        </w:rPr>
         <w:t xml:space="preserve">label</w:t>
       </w:r>
       <w:r>
@@ -1064,6 +1316,205 @@
       </w:r>
       <w:r>
         <w:t xml:space="preserve">“separate hired vendor.”</w:t>
+      </w:r>
+    </w:p>
+    <w:p>
+      <w:pPr>
+        <w:pStyle w:val="BodyText"/>
+      </w:pPr>
+      <w:r>
+        <w:rPr>
+          <w:b/>
+          <w:bCs/>
+        </w:rPr>
+        <w:t xml:space="preserve">Design › Digital Services (added 2026-06-03)</w:t>
+      </w:r>
+      <w:r>
+        <w:t xml:space="preserve"> </w:t>
+      </w:r>
+      <w:r>
+        <w:t xml:space="preserve">— the home for Setnayan’s digital / AI-generated productions:</w:t>
+      </w:r>
+      <w:r>
+        <w:t xml:space="preserve"> </w:t>
+      </w:r>
+      <w:r>
+        <w:rPr>
+          <w:b/>
+          <w:bCs/>
+        </w:rPr>
+        <w:t xml:space="preserve">Pakanta</w:t>
+      </w:r>
+      <w:r>
+        <w:t xml:space="preserve"> </w:t>
+      </w:r>
+      <w:r>
+        <w:t xml:space="preserve">(custom song) ·</w:t>
+      </w:r>
+      <w:r>
+        <w:t xml:space="preserve"> </w:t>
+      </w:r>
+      <w:r>
+        <w:rPr>
+          <w:b/>
+          <w:bCs/>
+        </w:rPr>
+        <w:t xml:space="preserve">Animated Monogram</w:t>
+      </w:r>
+      <w:r>
+        <w:t xml:space="preserve"> </w:t>
+      </w:r>
+      <w:r>
+        <w:t xml:space="preserve">·</w:t>
+      </w:r>
+      <w:r>
+        <w:t xml:space="preserve"> </w:t>
+      </w:r>
+      <w:r>
+        <w:rPr>
+          <w:b/>
+          <w:bCs/>
+        </w:rPr>
+        <w:t xml:space="preserve">Pro Website</w:t>
+      </w:r>
+      <w:r>
+        <w:t xml:space="preserve"> </w:t>
+      </w:r>
+      <w:r>
+        <w:t xml:space="preserve">·</w:t>
+      </w:r>
+      <w:r>
+        <w:t xml:space="preserve"> </w:t>
+      </w:r>
+      <w:r>
+        <w:rPr>
+          <w:b/>
+          <w:bCs/>
+        </w:rPr>
+        <w:t xml:space="preserve">Live Venue Photo Wall</w:t>
+      </w:r>
+      <w:r>
+        <w:t xml:space="preserve"> </w:t>
+      </w:r>
+      <w:r>
+        <w:t xml:space="preserve">·</w:t>
+      </w:r>
+      <w:r>
+        <w:t xml:space="preserve"> </w:t>
+      </w:r>
+      <w:r>
+        <w:rPr>
+          <w:b/>
+          <w:bCs/>
+        </w:rPr>
+        <w:t xml:space="preserve">Live Background / Pailaw</w:t>
+      </w:r>
+      <w:r>
+        <w:t xml:space="preserve">. It reads as a generic tile — a future 3rd-party monogram designer, wedding-website builder, or LED-content studio could populate it too — so it does</w:t>
+      </w:r>
+      <w:r>
+        <w:t xml:space="preserve"> </w:t>
+      </w:r>
+      <w:r>
+        <w:rPr>
+          <w:i/>
+          <w:iCs/>
+        </w:rPr>
+        <w:t xml:space="preserve">not</w:t>
+      </w:r>
+      <w:r>
+        <w:t xml:space="preserve"> </w:t>
+      </w:r>
+      <w:r>
+        <w:t xml:space="preserve">reintroduce a</w:t>
+      </w:r>
+      <w:r>
+        <w:t xml:space="preserve"> </w:t>
+      </w:r>
+      <w:r>
+        <w:t xml:space="preserve">“Setnayan-branded”</w:t>
+      </w:r>
+      <w:r>
+        <w:t xml:space="preserve"> </w:t>
+      </w:r>
+      <w:r>
+        <w:t xml:space="preserve">tier; at launch its membership is simply all first-party. This pulls Pakanta out of Program, Animated Monogram out of Stylist / Decorator, and Live Background out of LED Wall (</w:t>
+      </w:r>
+      <w:r>
+        <w:rPr>
+          <w:b/>
+          <w:bCs/>
+        </w:rPr>
+        <w:t xml:space="preserve">LED Wall now = 3rd-party LED video walls only</w:t>
+      </w:r>
+      <w:r>
+        <w:t xml:space="preserve">). ⚠️ Discoverability trade-off (owner-acknowledged): a couple browsing the</w:t>
+      </w:r>
+      <w:r>
+        <w:t xml:space="preserve"> </w:t>
+      </w:r>
+      <w:r>
+        <w:rPr>
+          <w:b/>
+          <w:bCs/>
+        </w:rPr>
+        <w:t xml:space="preserve">Program</w:t>
+      </w:r>
+      <w:r>
+        <w:t xml:space="preserve"> </w:t>
+      </w:r>
+      <w:r>
+        <w:t xml:space="preserve">music shelf will no longer find Pakanta there.</w:t>
+      </w:r>
+    </w:p>
+    <w:p>
+      <w:pPr>
+        <w:pStyle w:val="BodyText"/>
+      </w:pPr>
+      <w:r>
+        <w:rPr>
+          <w:b/>
+          <w:bCs/>
+        </w:rPr>
+        <w:t xml:space="preserve">Booths › Photo Booth — Patiktok + Pabati live here (added 2026-06-03)</w:t>
+      </w:r>
+      <w:r>
+        <w:t xml:space="preserve"> </w:t>
+      </w:r>
+      <w:r>
+        <w:t xml:space="preserve">—</w:t>
+      </w:r>
+      <w:r>
+        <w:t xml:space="preserve"> </w:t>
+      </w:r>
+      <w:r>
+        <w:rPr>
+          <w:b/>
+          <w:bCs/>
+        </w:rPr>
+        <w:t xml:space="preserve">Patiktok</w:t>
+      </w:r>
+      <w:r>
+        <w:t xml:space="preserve"> </w:t>
+      </w:r>
+      <w:r>
+        <w:t xml:space="preserve">(vertical TikTok-format clip booth) folds in from its own former Booths entry, and</w:t>
+      </w:r>
+      <w:r>
+        <w:t xml:space="preserve"> </w:t>
+      </w:r>
+      <w:r>
+        <w:rPr>
+          <w:b/>
+          <w:bCs/>
+        </w:rPr>
+        <w:t xml:space="preserve">Pabati</w:t>
+      </w:r>
+      <w:r>
+        <w:t xml:space="preserve"> </w:t>
+      </w:r>
+      <w:r>
+        <w:t xml:space="preserve">(short video-greeting product) enters the marketplace for the first time, both as options under the Photo Booth tile.</w:t>
       </w:r>
     </w:p>
     <w:p>
@@ -3220,7 +3671,13 @@
                 <w:b/>
                 <w:bCs/>
               </w:rPr>
-              <w:t xml:space="preserve">PROGRAM › Pakanta ★</w:t>
+              <w:t xml:space="preserve">DESIGN › Digital Services</w:t>
+            </w:r>
+            <w:r>
+              <w:t xml:space="preserve"> </w:t>
+            </w:r>
+            <w:r>
+              <w:t xml:space="preserve">(amended 2026-06-03 · moved from Program)</w:t>
             </w:r>
           </w:p>
         </w:tc>
@@ -3248,7 +3705,13 @@
                 <w:b/>
                 <w:bCs/>
               </w:rPr>
-              <w:t xml:space="preserve">PROGRAM › Panood ★</w:t>
+              <w:t xml:space="preserve">DOCUMENTARY › Livestream</w:t>
+            </w:r>
+            <w:r>
+              <w:t xml:space="preserve"> </w:t>
+            </w:r>
+            <w:r>
+              <w:t xml:space="preserve">(corrected 2026-06-03 · the §2 prose + the folder-4 Photo&amp;Video map already placed it here)</w:t>
             </w:r>
           </w:p>
         </w:tc>
@@ -3589,13 +4052,13 @@
                 <w:b/>
                 <w:bCs/>
               </w:rPr>
-              <w:t xml:space="preserve">DESIGN › LED Wall</w:t>
+              <w:t xml:space="preserve">DESIGN › Digital Services</w:t>
             </w:r>
             <w:r>
               <w:t xml:space="preserve"> </w:t>
             </w:r>
             <w:r>
-              <w:t xml:space="preserve">(animated LED background)</w:t>
+              <w:t xml:space="preserve">(amended 2026-06-03 · moved from LED Wall)</w:t>
             </w:r>
           </w:p>
         </w:tc>
@@ -3629,13 +4092,13 @@
                 <w:b/>
                 <w:bCs/>
               </w:rPr>
-              <w:t xml:space="preserve">DESIGN › Stylist / Decorator</w:t>
+              <w:t xml:space="preserve">DESIGN › Digital Services</w:t>
             </w:r>
             <w:r>
               <w:t xml:space="preserve"> </w:t>
             </w:r>
             <w:r>
-              <w:t xml:space="preserve">(custom monogram)</w:t>
+              <w:t xml:space="preserve">(amended 2026-06-03 · moved from Stylist / Decorator)</w:t>
             </w:r>
           </w:p>
         </w:tc>
@@ -4131,7 +4594,13 @@
                 <w:b/>
                 <w:bCs/>
               </w:rPr>
-              <w:t xml:space="preserve">BOOTHS › Patiktok ★</w:t>
+              <w:t xml:space="preserve">BOOTHS › Photo Booth</w:t>
+            </w:r>
+            <w:r>
+              <w:t xml:space="preserve"> </w:t>
+            </w:r>
+            <w:r>
+              <w:t xml:space="preserve">(amended 2026-06-03 · folded under Photo Booth · joined by Pabati)</w:t>
             </w:r>
           </w:p>
         </w:tc>
@@ -5242,6 +5711,153 @@
       </w:r>
       <w:r>
         <w:t xml:space="preserve">— rewrite to match (still the 12-folder / 196 canonical reference).</w:t>
+      </w:r>
+    </w:p>
+    <w:p>
+      <w:pPr>
+        <w:pStyle w:val="Compact"/>
+        <w:numPr>
+          <w:ilvl w:val="0"/>
+          <w:numId w:val="1004"/>
+        </w:numPr>
+      </w:pPr>
+      <w:r>
+        <w:t xml:space="preserve">⏳</w:t>
+      </w:r>
+      <w:r>
+        <w:t xml:space="preserve"> </w:t>
+      </w:r>
+      <w:r>
+        <w:rPr>
+          <w:b/>
+          <w:bCs/>
+        </w:rPr>
+        <w:t xml:space="preserve">(amended 2026-06-03)</w:t>
+      </w:r>
+      <w:r>
+        <w:rPr>
+          <w:b/>
+          <w:bCs/>
+        </w:rPr>
+        <w:t xml:space="preserve"> </w:t>
+      </w:r>
+      <w:r>
+        <w:rPr>
+          <w:rStyle w:val="VerbatimChar"/>
+          <w:b/>
+          <w:bCs/>
+        </w:rPr>
+        <w:t xml:space="preserve">DESIGN › Digital Services</w:t>
+      </w:r>
+      <w:r>
+        <w:rPr>
+          <w:b/>
+          <w:bCs/>
+        </w:rPr>
+        <w:t xml:space="preserve"> </w:t>
+      </w:r>
+      <w:r>
+        <w:rPr>
+          <w:b/>
+          <w:bCs/>
+        </w:rPr>
+        <w:t xml:space="preserve">re-grouping — NOT yet shipped</w:t>
+      </w:r>
+      <w:r>
+        <w:t xml:space="preserve"> </w:t>
+      </w:r>
+      <w:r>
+        <w:t xml:space="preserve">(this 2026-05-31 lock predates the change).</w:t>
+      </w:r>
+      <w:r>
+        <w:t xml:space="preserve"> </w:t>
+      </w:r>
+      <w:r>
+        <w:rPr>
+          <w:rStyle w:val="VerbatimChar"/>
+        </w:rPr>
+        <w:t xml:space="preserve">apps/web/lib/taxonomy.ts</w:t>
+      </w:r>
+      <w:r>
+        <w:t xml:space="preserve"> </w:t>
+      </w:r>
+      <w:r>
+        <w:t xml:space="preserve">+ marketplace components: add the new Design tile · re-parent</w:t>
+      </w:r>
+      <w:r>
+        <w:t xml:space="preserve"> </w:t>
+      </w:r>
+      <w:r>
+        <w:rPr>
+          <w:rStyle w:val="VerbatimChar"/>
+        </w:rPr>
+        <w:t xml:space="preserve">setnayan_pakanta</w:t>
+      </w:r>
+      <w:r>
+        <w:t xml:space="preserve"> </w:t>
+      </w:r>
+      <w:r>
+        <w:t xml:space="preserve">/</w:t>
+      </w:r>
+      <w:r>
+        <w:t xml:space="preserve"> </w:t>
+      </w:r>
+      <w:r>
+        <w:rPr>
+          <w:rStyle w:val="VerbatimChar"/>
+        </w:rPr>
+        <w:t xml:space="preserve">setnayan_custom_monogram</w:t>
+      </w:r>
+      <w:r>
+        <w:t xml:space="preserve"> </w:t>
+      </w:r>
+      <w:r>
+        <w:t xml:space="preserve">/</w:t>
+      </w:r>
+      <w:r>
+        <w:t xml:space="preserve"> </w:t>
+      </w:r>
+      <w:r>
+        <w:rPr>
+          <w:rStyle w:val="VerbatimChar"/>
+        </w:rPr>
+        <w:t xml:space="preserve">setnayan_pailaw</w:t>
+      </w:r>
+      <w:r>
+        <w:t xml:space="preserve"> </w:t>
+      </w:r>
+      <w:r>
+        <w:t xml:space="preserve">into it · fold</w:t>
+      </w:r>
+      <w:r>
+        <w:t xml:space="preserve"> </w:t>
+      </w:r>
+      <w:r>
+        <w:rPr>
+          <w:rStyle w:val="VerbatimChar"/>
+        </w:rPr>
+        <w:t xml:space="preserve">setnayan_patiktok</w:t>
+      </w:r>
+      <w:r>
+        <w:t xml:space="preserve"> </w:t>
+      </w:r>
+      <w:r>
+        <w:t xml:space="preserve">+ add a new</w:t>
+      </w:r>
+      <w:r>
+        <w:t xml:space="preserve"> </w:t>
+      </w:r>
+      <w:r>
+        <w:rPr>
+          <w:rStyle w:val="VerbatimChar"/>
+        </w:rPr>
+        <w:t xml:space="preserve">pabati</w:t>
+      </w:r>
+      <w:r>
+        <w:t xml:space="preserve"> </w:t>
+      </w:r>
+      <w:r>
+        <w:t xml:space="preserve">option under Photo Booth · surface Pro Website + Live Venue Photo Wall as Digital-Services options. See the 2026-06-03 decision-log row.</w:t>
       </w:r>
     </w:p>
     <w:p>
